--- a/小野町_引継ぎ_整理済/10_給付費等分析/小野町_介護保険給付費等分析結果報告書_20260805.docx
+++ b/小野町_引継ぎ_整理済/10_給付費等分析/小野町_介護保険給付費等分析結果報告書_20260805.docx
@@ -21818,7 +21818,7 @@
               <w:rPr>
                 <w:sz w:val="18"/>
               </w:rPr>
-              <w:t>第1段階0.285（22,600円）、第2段階0.485（38,500円）、第3段階0.685（54,300円）、第4段階0.9（71,300円）</w:t>
+              <w:t>第1段階0.285（22,600円）、第2段階0.486（38,500円）、第3段階0.685（54,300円）、第4段階0.900（71,300円）。13段階</w:t>
             </w:r>
           </w:p>
         </w:tc>
@@ -21832,7 +21832,7 @@
               <w:rPr>
                 <w:sz w:val="18"/>
               </w:rPr>
-              <w:t>所得第1〜3段階の割合は28％。低所得者保険料軽減の繰入金は平成27年度2.1百万円→令和5年度16.5百万円</w:t>
+              <w:t>**所得第1〜3段階の割合は31.8％（1,094人／3,443人。年報 様式1 所得段階別の令和7年度末）。**低所得者保険料軽減の繰入金は平成27年度2.1百万円→令和5年度16.5百万円</w:t>
             </w:r>
           </w:p>
         </w:tc>

--- a/小野町_引継ぎ_整理済/10_給付費等分析/小野町_介護保険給付費等分析結果報告書_20260805.docx
+++ b/小野町_引継ぎ_整理済/10_給付費等分析/小野町_介護保険給付費等分析結果報告書_20260805.docx
@@ -21818,7 +21818,7 @@
               <w:rPr>
                 <w:sz w:val="18"/>
               </w:rPr>
-              <w:t>第1段階0.285（22,600円）、第2段階0.486（38,500円）、第3段階0.685（54,300円）、第4段階0.900（71,300円）。13段階</w:t>
+              <w:t>第1段階0.285（22,600円）、第2段階0.485（38,500円）、第3段階0.685（54,300円）、第4段階0.900（71,300円）。13段階</w:t>
             </w:r>
           </w:p>
         </w:tc>

--- a/小野町_引継ぎ_整理済/10_給付費等分析/小野町_介護保険給付費等分析結果報告書_20260805.docx
+++ b/小野町_引継ぎ_整理済/10_給付費等分析/小野町_介護保険給付費等分析結果報告書_20260805.docx
@@ -10723,7 +10723,7 @@
               <w:rPr>
                 <w:sz w:val="18"/>
               </w:rPr>
-              <w:t>0.6％</w:t>
+              <w:t>0.6％（1人）</w:t>
             </w:r>
           </w:p>
         </w:tc>
@@ -10833,7 +10833,7 @@
     </w:tbl>
     <w:p>
       <w:r>
-        <w:t>本報告書はこれまで、認定と利用のギャップについて「利用支援が課題か供給確保が課題かを判別する必要がある」と整理してきたが、調査結果はそのいずれでもないことを示している。供給制約（利用したいサービスが利用できない、身近にない）は0.6％、費用は3.9％、手続きの分かりにくさは4.5％にとどまり、上位3つの需要側の要因が合計92.9％を占める。</w:t>
+        <w:t>本報告書はこれまで、認定と利用のギャップについて「利用支援が課題か供給確保が課題かを判別する必要がある」と整理してきたが、調査結果はそのいずれでもないことを示している。供給制約（利用したいサービスが利用できない、身近にない）を挙げた方は1人、費用は3.9％、手続きの分かりにくさは4.5％にとどまり、上位3つはいずれも需要側の要因である。</w:t>
       </w:r>
     </w:p>
     <w:p>
@@ -22070,7 +22070,7 @@
               <w:rPr>
                 <w:sz w:val="18"/>
               </w:rPr>
-              <w:t>調整後認定率の地域差指数1.24に対し、受給率1.07、給付月額1.08。認定率比0.86。令和7年度調査では在宅の認定者の42.1％がサービス未利用で、理由は需要側（状態ではない46.8％、本人の希望なし29.2％、家族が介護16.9％）が92.9％を占め、供給制約は0.6％</w:t>
+              <w:t>調整後認定率の地域差指数1.24に対し、受給率1.07、給付月額1.08。認定率比0.86。令和7年度調査では在宅の認定者の42.1％がサービス未利用で、理由は需要側（状態ではない46.8％、本人の希望なし29.2％、家族が介護16.9％）が上位を占め、供給側の理由を挙げた方は1人</w:t>
             </w:r>
           </w:p>
         </w:tc>
@@ -23258,7 +23258,7 @@
               <w:rPr>
                 <w:sz w:val="18"/>
               </w:rPr>
-              <w:t>在宅受給率が12.2％から10.3％、在宅サービス利用率が59.3％から44.1％へ低下。令和7年度調査では在宅の認定者の42.1％が未利用で、理由は需要側が92.9％、供給制約は0.6％</w:t>
+              <w:t>在宅受給率が12.2％から10.3％、在宅サービス利用率が59.3％から44.1％へ低下。令和7年度調査では在宅の認定者の42.1％が未利用で、理由の上位3つは需要側、供給側は各1人（0.6％）</w:t>
             </w:r>
           </w:p>
         </w:tc>

--- a/小野町_引継ぎ_整理済/10_給付費等分析/小野町_介護保険給付費等分析結果報告書_20260805.docx
+++ b/小野町_引継ぎ_整理済/10_給付費等分析/小野町_介護保険給付費等分析結果報告書_20260805.docx
@@ -9770,12 +9770,12 @@
     </w:tbl>
     <w:p>
       <w:r>
-        <w:t>認定率は県内2位（令和7年3月末）と極めて高い一方、第1号被保険者1人あたり給付月額は在宅が23位、施設・居住系が30位と県内中位である。施設・居住系にいたっては県内中央値とまったく同じ水準にある。</w:t>
+        <w:t>認定率は令和7年3月末で県内2位と極めて高い一方、第1号被保険者1人あたり給付月額は在宅が23位、施設・居住系が30位と県内中位である。施設・居住系にいたっては県内中央値とまったく同じ水準にある。</w:t>
       </w:r>
     </w:p>
     <w:p>
       <w:r>
-        <w:t>全国比較（地域差指数）で確認した「認定率は高いが給付は伸びていない」構造は、県内比較でも同様に確認できる。認定率が県内2位でありながら給付月額が中位にとどまるという乖離は、認定を受けた人がサービス利用に結びついていない可能性を、より明確に示している。</w:t>
+        <w:t>全国比較（地域差指数）で確認した「認定率は高いが給付は伸びていない」構造は、県内比較でも同様に確認できる。認定率が県内でも高い方にありながら給付月額が中位にとどまるという乖離は、認定を受けた人がサービス利用に結びついていない可能性を、より明確に示している。</w:t>
       </w:r>
     </w:p>
     <w:p>
@@ -22801,7 +22801,7 @@
               <w:rPr>
                 <w:sz w:val="18"/>
               </w:rPr>
-              <w:t>居宅介護支援事業所が5から3に減少。人口10万人あたり事業所数の偏差値47.84。認定率は県内2位でありながら給付月額は県内中位で、認定と利用のギャップがある</w:t>
+              <w:t>居宅介護支援事業所が5から3に減少。人口10万人あたり事業所数の偏差値47.84。認定率は県内でも高い方にありながら給付月額は県内中位で、認定と利用のギャップがある</w:t>
             </w:r>
           </w:p>
         </w:tc>

--- a/小野町_引継ぎ_整理済/10_給付費等分析/小野町_介護保険給付費等分析結果報告書_20260805.docx
+++ b/小野町_引継ぎ_整理済/10_給付費等分析/小野町_介護保険給付費等分析結果報告書_20260805.docx
@@ -15565,7 +15565,7 @@
     </w:p>
     <w:p>
       <w:r>
-        <w:t>参考として、同規模の近隣町村と比較すると差は大きい。</w:t>
+        <w:t>県内59市町村の中での位置は次のとおりである。</w:t>
       </w:r>
     </w:p>
     <w:tbl>
@@ -15575,18 +15575,19 @@
         <w:tblLook w:firstColumn="1" w:firstRow="1" w:lastColumn="0" w:lastRow="0" w:noHBand="0" w:noVBand="1" w:val="04A0"/>
       </w:tblPr>
       <w:tblGrid>
-        <w:gridCol w:w="1234"/>
-        <w:gridCol w:w="1234"/>
-        <w:gridCol w:w="1234"/>
-        <w:gridCol w:w="1234"/>
-        <w:gridCol w:w="1234"/>
-        <w:gridCol w:w="1234"/>
-        <w:gridCol w:w="1234"/>
+        <w:gridCol w:w="1080"/>
+        <w:gridCol w:w="1080"/>
+        <w:gridCol w:w="1080"/>
+        <w:gridCol w:w="1080"/>
+        <w:gridCol w:w="1080"/>
+        <w:gridCol w:w="1080"/>
+        <w:gridCol w:w="1080"/>
+        <w:gridCol w:w="1080"/>
       </w:tblGrid>
       <w:tr>
         <w:tc>
           <w:tcPr>
-            <w:tcW w:type="dxa" w:w="1234"/>
+            <w:tcW w:type="dxa" w:w="1080"/>
           </w:tcPr>
           <w:p>
             <w:r/>
@@ -15602,7 +15603,7 @@
         </w:tc>
         <w:tc>
           <w:tcPr>
-            <w:tcW w:type="dxa" w:w="1234"/>
+            <w:tcW w:type="dxa" w:w="1080"/>
           </w:tcPr>
           <w:p>
             <w:r/>
@@ -15618,7 +15619,7 @@
         </w:tc>
         <w:tc>
           <w:tcPr>
-            <w:tcW w:type="dxa" w:w="1234"/>
+            <w:tcW w:type="dxa" w:w="1080"/>
           </w:tcPr>
           <w:p>
             <w:r/>
@@ -15634,7 +15635,7 @@
         </w:tc>
         <w:tc>
           <w:tcPr>
-            <w:tcW w:type="dxa" w:w="1234"/>
+            <w:tcW w:type="dxa" w:w="1080"/>
           </w:tcPr>
           <w:p>
             <w:r/>
@@ -15650,7 +15651,7 @@
         </w:tc>
         <w:tc>
           <w:tcPr>
-            <w:tcW w:type="dxa" w:w="1234"/>
+            <w:tcW w:type="dxa" w:w="1080"/>
           </w:tcPr>
           <w:p>
             <w:r/>
@@ -15666,7 +15667,7 @@
         </w:tc>
         <w:tc>
           <w:tcPr>
-            <w:tcW w:type="dxa" w:w="1234"/>
+            <w:tcW w:type="dxa" w:w="1080"/>
           </w:tcPr>
           <w:p>
             <w:r/>
@@ -15682,7 +15683,7 @@
         </w:tc>
         <w:tc>
           <w:tcPr>
-            <w:tcW w:type="dxa" w:w="1234"/>
+            <w:tcW w:type="dxa" w:w="1080"/>
           </w:tcPr>
           <w:p>
             <w:r/>
@@ -15696,11 +15697,27 @@
             </w:r>
           </w:p>
         </w:tc>
+        <w:tc>
+          <w:tcPr>
+            <w:tcW w:type="dxa" w:w="1080"/>
+          </w:tcPr>
+          <w:p>
+            <w:r/>
+            <w:r>
+              <w:rPr>
+                <w:rFonts w:ascii="游ゴシック" w:hAnsi="游ゴシック" w:eastAsia="游ゴシック"/>
+                <w:b/>
+                <w:sz w:val="18"/>
+              </w:rPr>
+              <w:t>R2の県内の位置</w:t>
+            </w:r>
+          </w:p>
+        </w:tc>
       </w:tr>
       <w:tr>
         <w:tc>
           <w:tcPr>
-            <w:tcW w:type="dxa" w:w="1234"/>
+            <w:tcW w:type="dxa" w:w="1080"/>
           </w:tcPr>
           <w:p>
             <w:r/>
@@ -15714,7 +15731,7 @@
         </w:tc>
         <w:tc>
           <w:tcPr>
-            <w:tcW w:type="dxa" w:w="1234"/>
+            <w:tcW w:type="dxa" w:w="1080"/>
           </w:tcPr>
           <w:p>
             <w:r/>
@@ -15728,7 +15745,7 @@
         </w:tc>
         <w:tc>
           <w:tcPr>
-            <w:tcW w:type="dxa" w:w="1234"/>
+            <w:tcW w:type="dxa" w:w="1080"/>
           </w:tcPr>
           <w:p>
             <w:r/>
@@ -15742,7 +15759,7 @@
         </w:tc>
         <w:tc>
           <w:tcPr>
-            <w:tcW w:type="dxa" w:w="1234"/>
+            <w:tcW w:type="dxa" w:w="1080"/>
           </w:tcPr>
           <w:p>
             <w:r/>
@@ -15756,7 +15773,7 @@
         </w:tc>
         <w:tc>
           <w:tcPr>
-            <w:tcW w:type="dxa" w:w="1234"/>
+            <w:tcW w:type="dxa" w:w="1080"/>
           </w:tcPr>
           <w:p>
             <w:r/>
@@ -15770,7 +15787,7 @@
         </w:tc>
         <w:tc>
           <w:tcPr>
-            <w:tcW w:type="dxa" w:w="1234"/>
+            <w:tcW w:type="dxa" w:w="1080"/>
           </w:tcPr>
           <w:p>
             <w:r/>
@@ -15784,7 +15801,7 @@
         </w:tc>
         <w:tc>
           <w:tcPr>
-            <w:tcW w:type="dxa" w:w="1234"/>
+            <w:tcW w:type="dxa" w:w="1080"/>
           </w:tcPr>
           <w:p>
             <w:r/>
@@ -15793,6 +15810,20 @@
                 <w:sz w:val="18"/>
               </w:rPr>
               <w:t>0.0％</w:t>
+            </w:r>
+          </w:p>
+        </w:tc>
+        <w:tc>
+          <w:tcPr>
+            <w:tcW w:type="dxa" w:w="1080"/>
+          </w:tcPr>
+          <w:p>
+            <w:r/>
+            <w:r>
+              <w:rPr>
+                <w:sz w:val="18"/>
+              </w:rPr>
+              <w:t>38位／59。中央値0.9％、最大15.3％。0％の団体が22</w:t>
             </w:r>
           </w:p>
         </w:tc>
@@ -15800,107 +15831,7 @@
       <w:tr>
         <w:tc>
           <w:tcPr>
-            <w:tcW w:type="dxa" w:w="1234"/>
-          </w:tcPr>
-          <w:p>
-            <w:r/>
-            <w:r>
-              <w:rPr>
-                <w:sz w:val="18"/>
-              </w:rPr>
-              <w:t>新地町　週1回以上参加率</w:t>
-            </w:r>
-          </w:p>
-        </w:tc>
-        <w:tc>
-          <w:tcPr>
-            <w:tcW w:type="dxa" w:w="1234"/>
-          </w:tcPr>
-          <w:p>
-            <w:r/>
-            <w:r>
-              <w:rPr>
-                <w:sz w:val="18"/>
-              </w:rPr>
-              <w:t>4.9％</w:t>
-            </w:r>
-          </w:p>
-        </w:tc>
-        <w:tc>
-          <w:tcPr>
-            <w:tcW w:type="dxa" w:w="1234"/>
-          </w:tcPr>
-          <w:p>
-            <w:r/>
-            <w:r>
-              <w:rPr>
-                <w:sz w:val="18"/>
-              </w:rPr>
-              <w:t>7.9％</w:t>
-            </w:r>
-          </w:p>
-        </w:tc>
-        <w:tc>
-          <w:tcPr>
-            <w:tcW w:type="dxa" w:w="1234"/>
-          </w:tcPr>
-          <w:p>
-            <w:r/>
-            <w:r>
-              <w:rPr>
-                <w:sz w:val="18"/>
-              </w:rPr>
-              <w:t>17.8％</w:t>
-            </w:r>
-          </w:p>
-        </w:tc>
-        <w:tc>
-          <w:tcPr>
-            <w:tcW w:type="dxa" w:w="1234"/>
-          </w:tcPr>
-          <w:p>
-            <w:r/>
-            <w:r>
-              <w:rPr>
-                <w:sz w:val="18"/>
-              </w:rPr>
-              <w:t>17.3％</w:t>
-            </w:r>
-          </w:p>
-        </w:tc>
-        <w:tc>
-          <w:tcPr>
-            <w:tcW w:type="dxa" w:w="1234"/>
-          </w:tcPr>
-          <w:p>
-            <w:r/>
-            <w:r>
-              <w:rPr>
-                <w:sz w:val="18"/>
-              </w:rPr>
-              <w:t>17.5％</w:t>
-            </w:r>
-          </w:p>
-        </w:tc>
-        <w:tc>
-          <w:tcPr>
-            <w:tcW w:type="dxa" w:w="1234"/>
-          </w:tcPr>
-          <w:p>
-            <w:r/>
-            <w:r>
-              <w:rPr>
-                <w:sz w:val="18"/>
-              </w:rPr>
-              <w:t>15.3％</w:t>
-            </w:r>
-          </w:p>
-        </w:tc>
-      </w:tr>
-      <w:tr>
-        <w:tc>
-          <w:tcPr>
-            <w:tcW w:type="dxa" w:w="1234"/>
+            <w:tcW w:type="dxa" w:w="1080"/>
           </w:tcPr>
           <w:p>
             <w:r/>
@@ -15914,7 +15845,7 @@
         </w:tc>
         <w:tc>
           <w:tcPr>
-            <w:tcW w:type="dxa" w:w="1234"/>
+            <w:tcW w:type="dxa" w:w="1080"/>
           </w:tcPr>
           <w:p>
             <w:r/>
@@ -15928,7 +15859,7 @@
         </w:tc>
         <w:tc>
           <w:tcPr>
-            <w:tcW w:type="dxa" w:w="1234"/>
+            <w:tcW w:type="dxa" w:w="1080"/>
           </w:tcPr>
           <w:p>
             <w:r/>
@@ -15942,7 +15873,7 @@
         </w:tc>
         <w:tc>
           <w:tcPr>
-            <w:tcW w:type="dxa" w:w="1234"/>
+            <w:tcW w:type="dxa" w:w="1080"/>
           </w:tcPr>
           <w:p>
             <w:r/>
@@ -15956,7 +15887,7 @@
         </w:tc>
         <w:tc>
           <w:tcPr>
-            <w:tcW w:type="dxa" w:w="1234"/>
+            <w:tcW w:type="dxa" w:w="1080"/>
           </w:tcPr>
           <w:p>
             <w:r/>
@@ -15970,7 +15901,7 @@
         </w:tc>
         <w:tc>
           <w:tcPr>
-            <w:tcW w:type="dxa" w:w="1234"/>
+            <w:tcW w:type="dxa" w:w="1080"/>
           </w:tcPr>
           <w:p>
             <w:r/>
@@ -15984,7 +15915,7 @@
         </w:tc>
         <w:tc>
           <w:tcPr>
-            <w:tcW w:type="dxa" w:w="1234"/>
+            <w:tcW w:type="dxa" w:w="1080"/>
           </w:tcPr>
           <w:p>
             <w:r/>
@@ -15996,108 +15927,27 @@
             </w:r>
           </w:p>
         </w:tc>
-      </w:tr>
-      <w:tr>
-        <w:tc>
-          <w:tcPr>
-            <w:tcW w:type="dxa" w:w="1234"/>
-          </w:tcPr>
-          <w:p>
-            <w:r/>
-            <w:r>
-              <w:rPr>
-                <w:sz w:val="18"/>
-              </w:rPr>
-              <w:t>新地町　月1回以上参加率</w:t>
-            </w:r>
-          </w:p>
-        </w:tc>
-        <w:tc>
-          <w:tcPr>
-            <w:tcW w:type="dxa" w:w="1234"/>
-          </w:tcPr>
-          <w:p>
-            <w:r/>
-            <w:r>
-              <w:rPr>
-                <w:sz w:val="18"/>
-              </w:rPr>
-              <w:t>14.4％</w:t>
-            </w:r>
-          </w:p>
-        </w:tc>
-        <w:tc>
-          <w:tcPr>
-            <w:tcW w:type="dxa" w:w="1234"/>
-          </w:tcPr>
-          <w:p>
-            <w:r/>
-            <w:r>
-              <w:rPr>
-                <w:sz w:val="18"/>
-              </w:rPr>
-              <w:t>8.5％</w:t>
-            </w:r>
-          </w:p>
-        </w:tc>
-        <w:tc>
-          <w:tcPr>
-            <w:tcW w:type="dxa" w:w="1234"/>
-          </w:tcPr>
-          <w:p>
-            <w:r/>
-            <w:r>
-              <w:rPr>
-                <w:sz w:val="18"/>
-              </w:rPr>
-              <w:t>18.4％</w:t>
-            </w:r>
-          </w:p>
-        </w:tc>
-        <w:tc>
-          <w:tcPr>
-            <w:tcW w:type="dxa" w:w="1234"/>
-          </w:tcPr>
-          <w:p>
-            <w:r/>
-            <w:r>
-              <w:rPr>
-                <w:sz w:val="18"/>
-              </w:rPr>
-              <w:t>17.8％</w:t>
-            </w:r>
-          </w:p>
-        </w:tc>
-        <w:tc>
-          <w:tcPr>
-            <w:tcW w:type="dxa" w:w="1234"/>
-          </w:tcPr>
-          <w:p>
-            <w:r/>
-            <w:r>
-              <w:rPr>
-                <w:sz w:val="18"/>
-              </w:rPr>
-              <w:t>19.7％</w:t>
-            </w:r>
-          </w:p>
-        </w:tc>
-        <w:tc>
-          <w:tcPr>
-            <w:tcW w:type="dxa" w:w="1234"/>
-          </w:tcPr>
-          <w:p>
-            <w:r/>
-            <w:r>
-              <w:rPr>
-                <w:sz w:val="18"/>
-              </w:rPr>
-              <w:t>15.8％</w:t>
+        <w:tc>
+          <w:tcPr>
+            <w:tcW w:type="dxa" w:w="1080"/>
+          </w:tcPr>
+          <w:p>
+            <w:r/>
+            <w:r>
+              <w:rPr>
+                <w:sz w:val="18"/>
+              </w:rPr>
+              <w:t>44位／59。中央値3.4％、最大34.9％。0％の団体が9</w:t>
             </w:r>
           </w:p>
         </w:tc>
       </w:tr>
     </w:tbl>
+    <w:p>
+      <w:r>
+        <w:t>県内の位置は分布と順位で示しており、個別の団体名も個別の値も挙げていない。</w:t>
+      </w:r>
+    </w:p>
     <w:p>
       <w:r>
         <w:t>この状況は、介護保険特別会計における一般介護予防事業費が令和5年度で1.0百万円と低水準にとどまっていること（第7章5）と整合する。</w:t>

--- a/小野町_引継ぎ_整理済/10_給付費等分析/小野町_介護保険給付費等分析結果報告書_20260805.docx
+++ b/小野町_引継ぎ_整理済/10_給付費等分析/小野町_介護保険給付費等分析結果報告書_20260805.docx
@@ -20065,7 +20065,7 @@
     </w:p>
     <w:p>
       <w:r>
-        <w:t>すなわち、給付費が伸びていない一方で保険料水準を引き上げてきた結果として、繰越金と基金に余剰が蓄積している構造である。繰越金182.0百万円と基金の純増88.1百万円を合わせると、令和5年度末時点で270百万円程度の財政的な余力がある計算になる。これは第10期3年間の保険給付費（年間1,100百万円程度で推移した場合3,300百万円程度）の8％前後に相当する。</w:t>
+        <w:t>すなわち、給付費が伸びていない一方で保険料水準を引き上げてきた結果として、繰越金と基金に余剰が蓄積している構造である。繰越金182.0百万円と基金残高120.0百万円（令和5年度末。町の財務書類）を合わせると、令和5年度末時点で300百万円程度の財政的な余力がある計算になる。これは第10期3年間の保険給付費（年間1,100百万円程度で推移した場合3,300百万円程度）の9％前後に相当する。</w:t>
       </w:r>
     </w:p>
     <w:p>
@@ -20902,7 +20902,7 @@
               <w:rPr>
                 <w:sz w:val="18"/>
               </w:rPr>
-              <w:t>繰越金と基金に270百万円程度の余力がある。第10期の保険料設定において、据置・引下げ・基金取崩による抑制のいずれを採るかを協議会に諮る必要がある</w:t>
+              <w:t>繰越金と基金に300百万円程度の余力がある。第10期の保険料設定において、据置・引下げ・基金取崩による抑制のいずれを採るかを協議会に諮る必要がある</w:t>
             </w:r>
           </w:p>
         </w:tc>
@@ -21566,7 +21566,7 @@
               <w:rPr>
                 <w:sz w:val="18"/>
               </w:rPr>
-              <w:t>平成26〜令和5年度の取崩は19.9百万円のみ（H26・H29の2回）。同期間に108.0百万円を積立、純増88.1百万円</w:t>
+              <w:t>平成26〜令和5年度の取崩は19.9百万円のみ（H26・H29の2回）。同期間に108.0百万円を積立、純増88.1百万円（見える化による）。基金残高は令和5年度末120.0百万円（町の財務書類）</w:t>
             </w:r>
           </w:p>
         </w:tc>
@@ -23165,7 +23165,7 @@
               <w:rPr>
                 <w:sz w:val="18"/>
               </w:rPr>
-              <w:t>第9期は基金3,500万円の取崩により保険料を6,886円から6,600円に据え置いた。その後も繰越金182.0百万円・基金純増88.1百万円が積み上がっている</w:t>
+              <w:t>第9期は基金3,500万円の取崩により保険料を6,886円から6,600円に据え置いた。その後も繰越金182.0百万円・基金残高120.0百万円（令和5年度末）が積み上がっている</w:t>
             </w:r>
           </w:p>
         </w:tc>
